--- a/lab 7/trends.docx
+++ b/lab 7/trends.docx
@@ -8,10 +8,10 @@
           <w:noProof/>
         </w:rPr>
         <w:drawing>
-          <wp:inline distT="0" distB="0" distL="0" distR="0" wp14:anchorId="416ED21E" wp14:editId="37CC647C">
-            <wp:extent cx="5937885" cy="4453255"/>
-            <wp:effectExtent l="0" t="0" r="5715" b="4445"/>
-            <wp:docPr id="511657408" name="Picture 1"/>
+          <wp:inline distT="0" distB="0" distL="0" distR="0" wp14:anchorId="2BE942B1" wp14:editId="71FB20D2">
+            <wp:extent cx="5939155" cy="4453255"/>
+            <wp:effectExtent l="0" t="0" r="4445" b="4445"/>
+            <wp:docPr id="37413804" name="Picture 2"/>
             <wp:cNvGraphicFramePr>
               <a:graphicFrameLocks xmlns:a="http://schemas.openxmlformats.org/drawingml/2006/main" noChangeAspect="1"/>
             </wp:cNvGraphicFramePr>
@@ -19,7 +19,7 @@
               <a:graphicData uri="http://schemas.openxmlformats.org/drawingml/2006/picture">
                 <pic:pic xmlns:pic="http://schemas.openxmlformats.org/drawingml/2006/picture">
                   <pic:nvPicPr>
-                    <pic:cNvPr id="0" name="Picture 1"/>
+                    <pic:cNvPr id="0" name="Picture 2"/>
                     <pic:cNvPicPr>
                       <a:picLocks noChangeAspect="1" noChangeArrowheads="1"/>
                     </pic:cNvPicPr>
@@ -40,7 +40,7 @@
                   <pic:spPr bwMode="auto">
                     <a:xfrm>
                       <a:off x="0" y="0"/>
-                      <a:ext cx="5937885" cy="4453255"/>
+                      <a:ext cx="5939155" cy="4453255"/>
                     </a:xfrm>
                     <a:prstGeom prst="rect">
                       <a:avLst/>
@@ -57,6 +57,7 @@
         </w:drawing>
       </w:r>
     </w:p>
+    <w:p/>
     <w:p>
       <w:r>
         <w:rPr>
@@ -64,10 +65,10 @@
         </w:rPr>
         <w:lastRenderedPageBreak/>
         <w:drawing>
-          <wp:inline distT="0" distB="0" distL="0" distR="0" wp14:anchorId="1DECD800" wp14:editId="11F67AA9">
-            <wp:extent cx="5937885" cy="4453255"/>
-            <wp:effectExtent l="0" t="0" r="5715" b="4445"/>
-            <wp:docPr id="977040967" name="Picture 2"/>
+          <wp:inline distT="0" distB="0" distL="0" distR="0" wp14:anchorId="15F9EE39" wp14:editId="79E8C5D9">
+            <wp:extent cx="5939155" cy="4453255"/>
+            <wp:effectExtent l="0" t="0" r="4445" b="4445"/>
+            <wp:docPr id="1340042839" name="Picture 3"/>
             <wp:cNvGraphicFramePr>
               <a:graphicFrameLocks xmlns:a="http://schemas.openxmlformats.org/drawingml/2006/main" noChangeAspect="1"/>
             </wp:cNvGraphicFramePr>
@@ -75,7 +76,7 @@
               <a:graphicData uri="http://schemas.openxmlformats.org/drawingml/2006/picture">
                 <pic:pic xmlns:pic="http://schemas.openxmlformats.org/drawingml/2006/picture">
                   <pic:nvPicPr>
-                    <pic:cNvPr id="0" name="Picture 2"/>
+                    <pic:cNvPr id="0" name="Picture 3"/>
                     <pic:cNvPicPr>
                       <a:picLocks noChangeAspect="1" noChangeArrowheads="1"/>
                     </pic:cNvPicPr>
@@ -96,7 +97,7 @@
                   <pic:spPr bwMode="auto">
                     <a:xfrm>
                       <a:off x="0" y="0"/>
-                      <a:ext cx="5937885" cy="4453255"/>
+                      <a:ext cx="5939155" cy="4453255"/>
                     </a:xfrm>
                     <a:prstGeom prst="rect">
                       <a:avLst/>
@@ -113,7 +114,6 @@
         </w:drawing>
       </w:r>
     </w:p>
-    <w:p/>
     <w:p>
       <w:pPr>
         <w:pStyle w:val="ListParagraph"/>
@@ -134,13 +134,8 @@
           <w:numId w:val="2"/>
         </w:numPr>
       </w:pPr>
-      <w:proofErr w:type="spellStart"/>
-      <w:r>
-        <w:t>lwt</w:t>
-      </w:r>
-      <w:proofErr w:type="spellEnd"/>
-      <w:r>
-        <w:t xml:space="preserve"> – mother’s weight </w:t>
+      <w:r>
+        <w:t xml:space="preserve">lwt – mother’s weight </w:t>
       </w:r>
     </w:p>
     <w:p>
@@ -163,18 +158,8 @@
           <w:numId w:val="2"/>
         </w:numPr>
       </w:pPr>
-      <w:proofErr w:type="spellStart"/>
-      <w:proofErr w:type="gramStart"/>
-      <w:r>
-        <w:t>bwt</w:t>
-      </w:r>
-      <w:proofErr w:type="spellEnd"/>
-      <w:r>
-        <w:t xml:space="preserve">  -</w:t>
-      </w:r>
-      <w:proofErr w:type="gramEnd"/>
-      <w:r>
-        <w:t xml:space="preserve"> birthweight</w:t>
+      <w:r>
+        <w:t>bwt  - birthweight</w:t>
       </w:r>
     </w:p>
     <w:p>
@@ -246,7 +231,6 @@
         </w:numPr>
       </w:pPr>
       <w:r>
-        <w:lastRenderedPageBreak/>
         <w:t>0.03449685295225002</w:t>
       </w:r>
     </w:p>
@@ -259,6 +243,7 @@
         </w:numPr>
       </w:pPr>
       <w:r>
+        <w:lastRenderedPageBreak/>
         <w:t xml:space="preserve">Description </w:t>
       </w:r>
     </w:p>
@@ -271,23 +256,7 @@
         </w:numPr>
       </w:pPr>
       <w:r>
-        <w:t xml:space="preserve">There appears to be a very weak positive relationship between mother’s weight and birthweight. For every 1 </w:t>
-      </w:r>
-      <w:proofErr w:type="spellStart"/>
-      <w:r>
-        <w:t>lb</w:t>
-      </w:r>
-      <w:proofErr w:type="spellEnd"/>
-      <w:r>
-        <w:t xml:space="preserve"> increase in mother’s weight, there is </w:t>
-      </w:r>
-      <w:proofErr w:type="gramStart"/>
-      <w:r>
-        <w:t>a 4.43 grams</w:t>
-      </w:r>
-      <w:proofErr w:type="gramEnd"/>
-      <w:r>
-        <w:t xml:space="preserve"> expected increase.</w:t>
+        <w:t>There appears to be a very weak positive relationship between mother’s weight and birthweight. For every 1 lb increase in mother’s weight, there is a 4.43 grams expected increase.</w:t>
       </w:r>
     </w:p>
     <w:p>
@@ -542,13 +511,7 @@
         <w:t>rson</w:t>
       </w:r>
       <w:r>
-        <w:t xml:space="preserve"> increase in population, there is a 0.045% expected increase </w:t>
-      </w:r>
-      <w:r>
-        <w:t>in</w:t>
-      </w:r>
-      <w:r>
-        <w:t xml:space="preserve"> housing insecurit</w:t>
+        <w:t xml:space="preserve"> increase in population, there is a 0.045% expected increase in housing insecurit</w:t>
       </w:r>
       <w:r>
         <w:t>y.</w:t>
